--- a/6-过程管理/运行记录类文件/HXDL-ITSS-0614-天津市电力公司110kV变电站电力监控系统网络安全态势感知建设项目-扩容报告.docx
+++ b/6-过程管理/运行记录类文件/HXDL-ITSS-0614-天津市电力公司110kV变电站电力监控系统网络安全态势感知建设项目-扩容报告.docx
@@ -13,7 +13,6 @@
           <w:lang w:val="en-US" w:eastAsia="zh-CN"/>
         </w:rPr>
       </w:pPr>
-      <w:bookmarkStart w:id="0" w:name="_GoBack"/>
       <w:r>
         <w:drawing>
           <wp:anchor distT="0" distB="0" distL="114300" distR="114300" simplePos="0" relativeHeight="251659264" behindDoc="1" locked="0" layoutInCell="1" allowOverlap="1">
@@ -65,7 +64,6 @@
           </wp:anchor>
         </w:drawing>
       </w:r>
-      <w:bookmarkEnd w:id="0"/>
       <w:r>
         <w:rPr>
           <w:rFonts w:hint="eastAsia"/>
@@ -2044,7 +2042,22 @@
         <w:rPr>
           <w:rFonts w:hint="eastAsia"/>
         </w:rPr>
-        <w:t>2025年10月21日：完成系统割接，新集群正式上线。</w:t>
+        <w:t>2025年10月2</w:t>
+      </w:r>
+      <w:r>
+        <w:rPr>
+          <w:rFonts w:hint="eastAsia"/>
+          <w:lang w:val="en-US" w:eastAsia="zh-CN"/>
+        </w:rPr>
+        <w:t>4</w:t>
+      </w:r>
+      <w:bookmarkStart w:id="0" w:name="_GoBack"/>
+      <w:bookmarkEnd w:id="0"/>
+      <w:r>
+        <w:rPr>
+          <w:rFonts w:hint="eastAsia"/>
+        </w:rPr>
+        <w:t>日：完成系统割接，新集群正式上线。</w:t>
       </w:r>
     </w:p>
     <w:p>
@@ -2348,7 +2361,6 @@
             <w:insideH w:val="single" w:color="auto" w:sz="4" w:space="0"/>
             <w:insideV w:val="single" w:color="auto" w:sz="4" w:space="0"/>
           </w:tblBorders>
-          <w:shd w:val="clear" w:color="auto" w:fill="FFFFFF"/>
           <w:tblCellMar>
             <w:top w:w="15" w:type="dxa"/>
             <w:left w:w="15" w:type="dxa"/>
@@ -3232,7 +3244,6 @@
             <w:insideH w:val="single" w:color="auto" w:sz="4" w:space="0"/>
             <w:insideV w:val="single" w:color="auto" w:sz="4" w:space="0"/>
           </w:tblBorders>
-          <w:shd w:val="clear" w:color="auto" w:fill="FFFFFF"/>
           <w:tblCellMar>
             <w:top w:w="15" w:type="dxa"/>
             <w:left w:w="15" w:type="dxa"/>
